--- a/Send To/20260412 - Vanta - Senior Director, Corporate Engineering/Chris Tallent Resume - Vanta - Senior Director, Corporate Engineering - principal-shell backup 20260413.docx
+++ b/Send To/20260412 - Vanta - Senior Director, Corporate Engineering/Chris Tallent Resume - Vanta - Senior Director, Corporate Engineering - principal-shell backup 20260413.docx
@@ -578,9 +578,9 @@
   <w:docDefaults>
     <w:rPrDefault>
       <w:rPr>
-        <w:rFonts w:asciiTheme="minorHAnsi" w:eastAsiaTheme="minorEastAsia" w:hAnsiTheme="minorHAnsi" w:cstheme="minorBidi"/>
-        <w:sz w:val="22"/>
-        <w:szCs w:val="22"/>
+        <w:rFonts w:ascii="Calibri" w:hAnsi="Calibri" w:cs="Calibri" w:eastAsiaTheme="minorEastAsia"/>
+        <w:sz w:val="21"/>
+        <w:szCs w:val="21"/>
         <w:lang w:val="en-US" w:eastAsia="en-US" w:bidi="ar-SA"/>
       </w:rPr>
     </w:rPrDefault>
@@ -963,6 +963,11 @@
     <w:name w:val="Normal"/>
     <w:qFormat/>
     <w:rsid w:val="00FC693F"/>
+    <w:rPr>
+      <w:rFonts w:ascii="Calibri" w:hAnsi="Calibri" w:cs="Calibri"/>
+      <w:sz w:val="21"/>
+      <w:szCs w:val="21"/>
+    </w:rPr>
   </w:style>
   <w:style w:type="paragraph" w:styleId="Heading1">
     <w:name w:val="heading 1"/>
